--- a/semestr-4/BD/22И0361_ОганнисянГА_ИКБО-15-22_Отчёт.docx
+++ b/semestr-4/BD/22И0361_ОганнисянГА_ИКБО-15-22_Отчёт.docx
@@ -2,1413 +2,96 @@
 <file path=word/document.xml><?xml version="1.0" encoding="utf-8"?>
 <w:document xmlns:wpc="http://schemas.microsoft.com/office/word/2010/wordprocessingCanvas" xmlns:cx="http://schemas.microsoft.com/office/drawing/2014/chartex" xmlns:cx1="http://schemas.microsoft.com/office/drawing/2015/9/8/chartex" xmlns:cx2="http://schemas.microsoft.com/office/drawing/2015/10/21/chartex" xmlns:cx3="http://schemas.microsoft.com/office/drawing/2016/5/9/chartex" xmlns:cx4="http://schemas.microsoft.com/office/drawing/2016/5/10/chartex" xmlns:cx5="http://schemas.microsoft.com/office/drawing/2016/5/11/chartex" xmlns:cx6="http://schemas.microsoft.com/office/drawing/2016/5/12/chartex" xmlns:cx7="http://schemas.microsoft.com/office/drawing/2016/5/13/chartex" xmlns:cx8="http://schemas.microsoft.com/office/drawing/2016/5/14/chartex" xmlns:mc="http://schemas.openxmlformats.org/markup-compatibility/2006" xmlns:aink="http://schemas.microsoft.com/office/drawing/2016/ink" xmlns:am3d="http://schemas.microsoft.com/office/drawing/2017/model3d" xmlns:o="urn:schemas-microsoft-com:office:office" xmlns:r="http://schemas.openxmlformats.org/officeDocument/2006/relationships" xmlns:m="http://schemas.openxmlformats.org/officeDocument/2006/math" xmlns:v="urn:schemas-microsoft-com:vml" xmlns:wp14="http://schemas.microsoft.com/office/word/2010/wordprocessingDrawing" xmlns:wp="http://schemas.openxmlformats.org/drawingml/2006/wordprocessingDrawing" xmlns:w10="urn:schemas-microsoft-com:office:word" xmlns:w="http://schemas.openxmlformats.org/wordprocessingml/2006/main" xmlns:w14="http://schemas.microsoft.com/office/word/2010/wordml" xmlns:w15="http://schemas.microsoft.com/office/word/2012/wordml" xmlns:w16cex="http://schemas.microsoft.com/office/word/2018/wordml/cex" xmlns:w16cid="http://schemas.microsoft.com/office/word/2016/wordml/cid" xmlns:w16="http://schemas.microsoft.com/office/word/2018/wordml" xmlns:w16sdtdh="http://schemas.microsoft.com/office/word/2020/wordml/sdtdatahash" xmlns:w16se="http://schemas.microsoft.com/office/word/2015/wordml/symex" xmlns:wpg="http://schemas.microsoft.com/office/word/2010/wordprocessingGroup" xmlns:wpi="http://schemas.microsoft.com/office/word/2010/wordprocessingInk" xmlns:wne="http://schemas.microsoft.com/office/word/2006/wordml" xmlns:wps="http://schemas.microsoft.com/office/word/2010/wordprocessingShape" mc:Ignorable="w14 w15 w16se w16cid w16 w16cex w16sdtdh wp14">
   <w:body>
-    <w:tbl>
-      <w:tblPr>
-        <w:tblW w:w="5000" w:type="pct"/>
-        <w:tblCellMar>
-          <w:left w:w="0" w:type="dxa"/>
-          <w:right w:w="0" w:type="dxa"/>
-        </w:tblCellMar>
-        <w:tblLook w:val="04A0" w:firstRow="1" w:lastRow="0" w:firstColumn="1" w:lastColumn="0" w:noHBand="0" w:noVBand="1"/>
-      </w:tblPr>
-      <w:tblGrid>
-        <w:gridCol w:w="9355"/>
-      </w:tblGrid>
-      <w:tr>
-        <w:trPr>
-          <w:cantSplit/>
-          <w:trHeight w:val="180"/>
-        </w:trPr>
-        <w:tc>
-          <w:tcPr>
-            <w:tcW w:w="5000" w:type="pct"/>
-            <w:hideMark/>
-          </w:tcPr>
-          <w:p>
-            <w:pPr>
-              <w:widowControl w:val="0"/>
-              <w:suppressAutoHyphens/>
-              <w:spacing w:before="60"/>
-              <w:ind w:firstLine="0"/>
-              <w:jc w:val="center"/>
-              <w:rPr>
-                <w:rFonts w:eastAsia="Droid Sans Fallback" w:cs="Times New Roman"/>
-                <w:caps/>
-                <w:color w:val="000000"/>
-                <w:kern w:val="2"/>
-                <w:sz w:val="24"/>
-                <w:szCs w:val="24"/>
-                <w:lang w:eastAsia="zh-CN" w:bidi="hi-IN"/>
-              </w:rPr>
-            </w:pPr>
-            <w:r>
-              <w:rPr>
-                <w:rFonts w:eastAsia="Droid Sans Fallback" w:cs="Times New Roman"/>
-                <w:noProof/>
-                <w:color w:val="000000"/>
-                <w:kern w:val="2"/>
-                <w:sz w:val="24"/>
-                <w:szCs w:val="24"/>
-                <w:lang w:eastAsia="ru-RU"/>
-              </w:rPr>
-              <w:drawing>
-                <wp:inline distT="0" distB="0" distL="0" distR="0" wp14:anchorId="59B8F75E" wp14:editId="64C6674C">
-                  <wp:extent cx="1066800" cy="1066800"/>
-                  <wp:effectExtent l="0" t="0" r="0" b="0"/>
-                  <wp:docPr id="18" name="Рисунок 18"/>
-                  <wp:cNvGraphicFramePr>
-                    <a:graphicFrameLocks xmlns:a="http://schemas.openxmlformats.org/drawingml/2006/main" noChangeAspect="1"/>
-                  </wp:cNvGraphicFramePr>
-                  <a:graphic xmlns:a="http://schemas.openxmlformats.org/drawingml/2006/main">
-                    <a:graphicData uri="http://schemas.openxmlformats.org/drawingml/2006/picture">
-                      <pic:pic xmlns:pic="http://schemas.openxmlformats.org/drawingml/2006/picture">
-                        <pic:nvPicPr>
-                          <pic:cNvPr id="0" name="Рисунок 3"/>
-                          <pic:cNvPicPr>
-                            <a:picLocks noChangeAspect="1" noChangeArrowheads="1"/>
-                          </pic:cNvPicPr>
-                        </pic:nvPicPr>
-                        <pic:blipFill>
-                          <a:blip r:embed="rId8" cstate="print">
-                            <a:extLst>
-                              <a:ext uri="{28A0092B-C50C-407E-A947-70E740481C1C}">
-                                <a14:useLocalDpi xmlns:a14="http://schemas.microsoft.com/office/drawing/2010/main" val="0"/>
-                              </a:ext>
-                            </a:extLst>
-                          </a:blip>
-                          <a:srcRect/>
-                          <a:stretch>
-                            <a:fillRect/>
-                          </a:stretch>
-                        </pic:blipFill>
-                        <pic:spPr bwMode="auto">
-                          <a:xfrm>
-                            <a:off x="0" y="0"/>
-                            <a:ext cx="1066800" cy="1066800"/>
-                          </a:xfrm>
-                          <a:prstGeom prst="rect">
-                            <a:avLst/>
-                          </a:prstGeom>
-                          <a:noFill/>
-                          <a:ln>
-                            <a:noFill/>
-                          </a:ln>
-                        </pic:spPr>
-                      </pic:pic>
-                    </a:graphicData>
-                  </a:graphic>
-                </wp:inline>
-              </w:drawing>
-            </w:r>
-          </w:p>
-          <w:p>
-            <w:pPr>
-              <w:widowControl w:val="0"/>
-              <w:suppressAutoHyphens/>
-              <w:spacing w:before="60"/>
-              <w:ind w:firstLine="0"/>
-              <w:jc w:val="center"/>
-              <w:rPr>
-                <w:rFonts w:eastAsia="Droid Sans Fallback" w:cs="Times New Roman"/>
-                <w:caps/>
-                <w:color w:val="000000"/>
-                <w:kern w:val="2"/>
-                <w:sz w:val="24"/>
-                <w:szCs w:val="24"/>
-                <w:lang w:eastAsia="zh-CN" w:bidi="hi-IN"/>
-              </w:rPr>
-            </w:pPr>
-            <w:r>
-              <w:rPr>
-                <w:rFonts w:eastAsia="Droid Sans Fallback" w:cs="Times New Roman"/>
-                <w:caps/>
-                <w:color w:val="000000"/>
-                <w:kern w:val="2"/>
-                <w:sz w:val="24"/>
-                <w:szCs w:val="24"/>
-                <w:lang w:eastAsia="zh-CN" w:bidi="hi-IN"/>
-              </w:rPr>
-              <w:t>МИНОБРНАУКИ РОССИИ</w:t>
-            </w:r>
-          </w:p>
-        </w:tc>
-      </w:tr>
-      <w:tr>
-        <w:trPr>
-          <w:cantSplit/>
-          <w:trHeight w:val="1417"/>
-        </w:trPr>
-        <w:tc>
-          <w:tcPr>
-            <w:tcW w:w="5000" w:type="pct"/>
-            <w:hideMark/>
-          </w:tcPr>
-          <w:p>
-            <w:pPr>
-              <w:widowControl w:val="0"/>
-              <w:suppressAutoHyphens/>
-              <w:spacing w:after="140" w:line="216" w:lineRule="auto"/>
-              <w:ind w:firstLine="0"/>
-              <w:jc w:val="center"/>
-              <w:rPr>
-                <w:rFonts w:eastAsia="Droid Sans Fallback" w:cs="Times New Roman"/>
-                <w:b/>
-                <w:i/>
-                <w:color w:val="000000"/>
-                <w:kern w:val="2"/>
-                <w:sz w:val="20"/>
-                <w:szCs w:val="24"/>
-                <w:lang w:eastAsia="zh-CN" w:bidi="hi-IN"/>
-              </w:rPr>
-            </w:pPr>
-            <w:r>
-              <w:rPr>
-                <w:rFonts w:eastAsia="Droid Sans Fallback" w:cs="Times New Roman"/>
-                <w:color w:val="000000"/>
-                <w:kern w:val="2"/>
-                <w:sz w:val="24"/>
-                <w:szCs w:val="24"/>
-                <w:lang w:eastAsia="zh-CN" w:bidi="hi-IN"/>
-              </w:rPr>
-              <w:t>Федеральное государственное бюджетное образовательное учреждение</w:t>
-            </w:r>
-            <w:r>
-              <w:rPr>
-                <w:rFonts w:eastAsia="Droid Sans Fallback" w:cs="Times New Roman"/>
-                <w:color w:val="000000"/>
-                <w:kern w:val="2"/>
-                <w:sz w:val="24"/>
-                <w:szCs w:val="24"/>
-                <w:lang w:eastAsia="zh-CN" w:bidi="hi-IN"/>
-              </w:rPr>
-              <w:br/>
-              <w:t>высшего образования</w:t>
-            </w:r>
-            <w:r>
-              <w:rPr>
-                <w:rFonts w:eastAsia="Droid Sans Fallback" w:cs="Times New Roman"/>
-                <w:color w:val="000000"/>
-                <w:kern w:val="2"/>
-                <w:sz w:val="24"/>
-                <w:szCs w:val="24"/>
-                <w:lang w:eastAsia="zh-CN" w:bidi="hi-IN"/>
-              </w:rPr>
-              <w:br/>
-            </w:r>
-            <w:r>
-              <w:rPr>
-                <w:rFonts w:eastAsia="Droid Sans Fallback" w:cs="Times New Roman"/>
-                <w:b/>
-                <w:bCs/>
-                <w:snapToGrid w:val="0"/>
-                <w:color w:val="000000"/>
-                <w:kern w:val="2"/>
-                <w:sz w:val="24"/>
-                <w:szCs w:val="24"/>
-                <w:lang w:eastAsia="zh-CN" w:bidi="hi-IN"/>
-              </w:rPr>
-              <w:t xml:space="preserve">«МИРЭА </w:t>
-            </w:r>
-            <w:r>
-              <w:rPr>
-                <w:rFonts w:eastAsia="Droid Sans Fallback" w:cs="Times New Roman"/>
-                <w:b/>
-                <w:bCs/>
-                <w:snapToGrid w:val="0"/>
-                <w:color w:val="000000"/>
-                <w:kern w:val="2"/>
-                <w:sz w:val="24"/>
-                <w:szCs w:val="24"/>
-                <w:lang w:eastAsia="zh-CN" w:bidi="hi-IN"/>
-              </w:rPr>
-              <w:sym w:font="Symbol" w:char="F02D"/>
-            </w:r>
-            <w:r>
-              <w:rPr>
-                <w:rFonts w:eastAsia="Droid Sans Fallback" w:cs="Times New Roman"/>
-                <w:b/>
-                <w:bCs/>
-                <w:snapToGrid w:val="0"/>
-                <w:color w:val="000000"/>
-                <w:kern w:val="2"/>
-                <w:sz w:val="24"/>
-                <w:szCs w:val="24"/>
-                <w:lang w:eastAsia="zh-CN" w:bidi="hi-IN"/>
-              </w:rPr>
-              <w:t xml:space="preserve"> Российский технологический университет»</w:t>
-            </w:r>
-          </w:p>
-          <w:p>
-            <w:pPr>
-              <w:widowControl w:val="0"/>
-              <w:suppressAutoHyphens/>
-              <w:ind w:firstLine="0"/>
-              <w:jc w:val="center"/>
-              <w:rPr>
-                <w:rFonts w:eastAsia="Droid Sans Fallback" w:cs="Times New Roman"/>
-                <w:color w:val="000000"/>
-                <w:kern w:val="2"/>
-                <w:sz w:val="24"/>
-                <w:szCs w:val="24"/>
-                <w:lang w:eastAsia="zh-CN" w:bidi="hi-IN"/>
-              </w:rPr>
-            </w:pPr>
-            <w:r>
-              <w:rPr>
-                <w:rFonts w:eastAsia="Droid Sans Fallback" w:cs="Times New Roman"/>
-                <w:b/>
-                <w:snapToGrid w:val="0"/>
-                <w:color w:val="000000"/>
-                <w:kern w:val="2"/>
-                <w:sz w:val="32"/>
-                <w:szCs w:val="32"/>
-                <w:lang w:eastAsia="zh-CN" w:bidi="hi-IN"/>
-              </w:rPr>
-              <w:t xml:space="preserve"> РТУ МИРЭА</w:t>
-            </w:r>
-            <w:r>
-              <w:rPr>
-                <w:rFonts w:eastAsia="Droid Sans Fallback" w:cs="Times New Roman"/>
-                <w:b/>
-                <w:color w:val="000000"/>
-                <w:kern w:val="2"/>
-                <w:sz w:val="32"/>
-                <w:szCs w:val="32"/>
-                <w:lang w:eastAsia="zh-CN" w:bidi="hi-IN"/>
-              </w:rPr>
-              <w:t xml:space="preserve"> </w:t>
-            </w:r>
-            <w:r>
-              <w:rPr>
-                <w:rFonts w:eastAsia="Droid Sans Fallback" w:cs="FreeSans"/>
-                <w:noProof/>
-                <w:color w:val="000000"/>
-                <w:kern w:val="2"/>
-                <w:szCs w:val="24"/>
-                <w:lang w:eastAsia="ru-RU"/>
-              </w:rPr>
-              <mc:AlternateContent>
-                <mc:Choice Requires="wps">
-                  <w:drawing>
-                    <wp:inline distT="0" distB="0" distL="0" distR="0" wp14:anchorId="413D8D37" wp14:editId="715F49A0">
-                      <wp:extent cx="5600700" cy="1270"/>
-                      <wp:effectExtent l="19050" t="19050" r="19050" b="27305"/>
-                      <wp:docPr id="17" name="Прямая соединительная линия 17"/>
-                      <wp:cNvGraphicFramePr>
-                        <a:graphicFrameLocks xmlns:a="http://schemas.openxmlformats.org/drawingml/2006/main"/>
-                      </wp:cNvGraphicFramePr>
-                      <a:graphic xmlns:a="http://schemas.openxmlformats.org/drawingml/2006/main">
-                        <a:graphicData uri="http://schemas.microsoft.com/office/word/2010/wordprocessingShape">
-                          <wps:wsp>
-                            <wps:cNvCnPr>
-                              <a:cxnSpLocks noChangeShapeType="1"/>
-                            </wps:cNvCnPr>
-                            <wps:spPr bwMode="auto">
-                              <a:xfrm flipV="1">
-                                <a:off x="0" y="0"/>
-                                <a:ext cx="5600700" cy="1270"/>
-                              </a:xfrm>
-                              <a:prstGeom prst="line">
-                                <a:avLst/>
-                              </a:prstGeom>
-                              <a:noFill/>
-                              <a:ln w="38100" cmpd="dbl">
-                                <a:solidFill>
-                                  <a:srgbClr val="000000"/>
-                                </a:solidFill>
-                                <a:round/>
-                                <a:headEnd/>
-                                <a:tailEnd/>
-                              </a:ln>
-                              <a:extLst>
-                                <a:ext uri="{909E8E84-426E-40DD-AFC4-6F175D3DCCD1}">
-                                  <a14:hiddenFill xmlns:a14="http://schemas.microsoft.com/office/drawing/2010/main">
-                                    <a:noFill/>
-                                  </a14:hiddenFill>
-                                </a:ext>
-                              </a:extLst>
-                            </wps:spPr>
-                            <wps:bodyPr/>
-                          </wps:wsp>
-                        </a:graphicData>
-                      </a:graphic>
-                    </wp:inline>
-                  </w:drawing>
-                </mc:Choice>
-                <mc:Fallback xmlns:oel="http://schemas.microsoft.com/office/2019/extlst" xmlns:w16du="http://schemas.microsoft.com/office/word/2023/wordml/word16du">
-                  <w:pict>
-                    <v:line w14:anchorId="0D838FBA" id="Прямая соединительная линия 17" o:spid="_x0000_s1026" style="flip:y;visibility:visible;mso-wrap-style:square;mso-left-percent:-10001;mso-top-percent:-10001;mso-position-horizontal:absolute;mso-position-horizontal-relative:char;mso-position-vertical:absolute;mso-position-vertical-relative:line;mso-left-percent:-10001;mso-top-percent:-10001" from="0,0" to="441pt,.1pt" o:gfxdata="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" strokeweight="3pt">
-                      <v:stroke linestyle="thinThin"/>
-                      <w10:anchorlock/>
-                    </v:line>
-                  </w:pict>
-                </mc:Fallback>
-              </mc:AlternateContent>
-            </w:r>
-          </w:p>
-        </w:tc>
-      </w:tr>
-    </w:tbl>
     <w:p>
       <w:pPr>
-        <w:widowControl w:val="0"/>
-        <w:suppressAutoHyphens/>
-        <w:spacing w:line="240" w:lineRule="auto"/>
-        <w:ind w:firstLine="0"/>
-        <w:jc w:val="center"/>
+        <w:ind w:hanging="1701"/>
+        <w:rPr>
+          <w:rFonts w:cs="Times New Roman"/>
+          <w:b/>
+          <w:bCs/>
+          <w:szCs w:val="28"/>
+        </w:rPr>
+      </w:pPr>
+      <w:r>
         <w:rPr>
           <w:rFonts w:eastAsia="Droid Sans Fallback" w:cs="Times New Roman"/>
-          <w:kern w:val="2"/>
-          <w:szCs w:val="28"/>
-          <w:lang w:eastAsia="zh-CN" w:bidi="hi-IN"/>
-        </w:rPr>
-      </w:pPr>
-      <w:r>
-        <w:rPr>
-          <w:rFonts w:eastAsia="Droid Sans Fallback" w:cs="Times New Roman"/>
-          <w:b/>
-          <w:kern w:val="2"/>
-          <w:szCs w:val="28"/>
-          <w:lang w:eastAsia="zh-CN" w:bidi="hi-IN"/>
-        </w:rPr>
-        <w:t xml:space="preserve">Институт </w:t>
-      </w:r>
-      <w:r>
-        <w:rPr>
-          <w:rFonts w:eastAsia="Droid Sans Fallback" w:cs="Times New Roman"/>
-          <w:b/>
-          <w:kern w:val="2"/>
-          <w:szCs w:val="28"/>
-          <w:lang w:eastAsia="zh-CN" w:bidi="hi-IN"/>
-        </w:rPr>
-        <w:t xml:space="preserve">искусственного интеллекта </w:t>
-      </w:r>
-    </w:p>
-    <w:p>
-      <w:pPr>
-        <w:widowControl w:val="0"/>
-        <w:suppressAutoHyphens/>
-        <w:spacing w:line="240" w:lineRule="auto"/>
-        <w:ind w:firstLine="0"/>
-        <w:jc w:val="center"/>
-        <w:rPr>
-          <w:rFonts w:eastAsia="Droid Sans Fallback" w:cs="Times New Roman"/>
-          <w:kern w:val="2"/>
-          <w:szCs w:val="28"/>
-          <w:lang w:eastAsia="zh-CN" w:bidi="hi-IN"/>
-        </w:rPr>
-      </w:pPr>
-      <w:r>
-        <w:rPr>
-          <w:rFonts w:eastAsia="Droid Sans Fallback" w:cs="Times New Roman"/>
-          <w:b/>
-          <w:kern w:val="2"/>
-          <w:szCs w:val="28"/>
-          <w:lang w:eastAsia="zh-CN" w:bidi="hi-IN"/>
-        </w:rPr>
-        <w:t xml:space="preserve">Кафедра </w:t>
-      </w:r>
-      <w:r>
-        <w:rPr>
-          <w:rFonts w:eastAsia="Droid Sans Fallback" w:cs="Times New Roman"/>
-          <w:b/>
-          <w:kern w:val="2"/>
-          <w:szCs w:val="28"/>
-          <w:lang w:eastAsia="zh-CN" w:bidi="hi-IN"/>
-        </w:rPr>
-        <w:t>промышленной информатики</w:t>
-      </w:r>
-      <w:r>
-        <w:rPr>
-          <w:rFonts w:eastAsia="Droid Sans Fallback" w:cs="Times New Roman"/>
-          <w:b/>
-          <w:kern w:val="2"/>
-          <w:szCs w:val="28"/>
-          <w:lang w:eastAsia="zh-CN" w:bidi="hi-IN"/>
-        </w:rPr>
-        <w:t xml:space="preserve"> </w:t>
-      </w:r>
-    </w:p>
-    <w:p>
-      <w:pPr>
-        <w:widowControl w:val="0"/>
-        <w:suppressAutoHyphens/>
-        <w:spacing w:line="240" w:lineRule="auto"/>
-        <w:jc w:val="center"/>
-        <w:rPr>
-          <w:rFonts w:eastAsia="Droid Sans Fallback" w:cs="Times New Roman"/>
-          <w:b/>
+          <w:noProof/>
           <w:kern w:val="2"/>
           <w:sz w:val="24"/>
-          <w:szCs w:val="24"/>
+          <w:szCs w:val="28"/>
           <w:lang w:eastAsia="zh-CN" w:bidi="hi-IN"/>
         </w:rPr>
-      </w:pPr>
-    </w:p>
-    <w:p>
-      <w:pPr>
-        <w:widowControl w:val="0"/>
-        <w:suppressAutoHyphens/>
-        <w:spacing w:line="240" w:lineRule="auto"/>
-        <w:ind w:firstLine="0"/>
-        <w:rPr>
-          <w:rFonts w:eastAsia="Droid Sans Fallback" w:cs="Times New Roman"/>
-          <w:b/>
-          <w:kern w:val="2"/>
-          <w:sz w:val="24"/>
-          <w:szCs w:val="24"/>
-          <w:lang w:eastAsia="zh-CN" w:bidi="hi-IN"/>
-        </w:rPr>
-      </w:pPr>
-    </w:p>
-    <w:p>
-      <w:pPr>
-        <w:widowControl w:val="0"/>
-        <w:suppressAutoHyphens/>
-        <w:spacing w:line="240" w:lineRule="auto"/>
-        <w:ind w:firstLine="0"/>
-        <w:jc w:val="center"/>
-        <w:rPr>
-          <w:rFonts w:eastAsia="Droid Sans Fallback" w:cs="Times New Roman"/>
-          <w:b/>
-          <w:kern w:val="2"/>
-          <w:sz w:val="32"/>
-          <w:szCs w:val="32"/>
-          <w:lang w:eastAsia="zh-CN" w:bidi="hi-IN"/>
-        </w:rPr>
-      </w:pPr>
-      <w:r>
-        <w:rPr>
-          <w:rFonts w:eastAsia="Droid Sans Fallback" w:cs="Times New Roman"/>
-          <w:b/>
-          <w:kern w:val="2"/>
-          <w:sz w:val="32"/>
-          <w:szCs w:val="32"/>
-          <w:lang w:eastAsia="zh-CN" w:bidi="hi-IN"/>
-        </w:rPr>
-        <w:t>ОТЧЁТ ПО ПРАКТИЧЕСКИМ РАБОТАМ</w:t>
-      </w:r>
-    </w:p>
-    <w:p>
-      <w:pPr>
-        <w:widowControl w:val="0"/>
-        <w:suppressAutoHyphens/>
-        <w:spacing w:line="240" w:lineRule="auto"/>
-        <w:ind w:firstLine="0"/>
-        <w:jc w:val="center"/>
-        <w:rPr>
-          <w:rFonts w:eastAsia="Droid Sans Fallback" w:cs="Times New Roman"/>
-          <w:b/>
-          <w:kern w:val="2"/>
-          <w:szCs w:val="28"/>
-          <w:lang w:eastAsia="zh-CN" w:bidi="hi-IN"/>
-        </w:rPr>
-      </w:pPr>
-      <w:r>
-        <w:rPr>
-          <w:rFonts w:eastAsia="Droid Sans Fallback" w:cs="Times New Roman"/>
-          <w:kern w:val="2"/>
-          <w:szCs w:val="28"/>
-          <w:lang w:eastAsia="zh-CN" w:bidi="hi-IN"/>
-        </w:rPr>
-        <w:t>по дисциплине «</w:t>
-      </w:r>
-      <w:r>
-        <w:rPr>
-          <w:rFonts w:eastAsia="Droid Sans Fallback" w:cs="Times New Roman"/>
-          <w:kern w:val="2"/>
-          <w:szCs w:val="28"/>
-          <w:lang w:eastAsia="zh-CN" w:bidi="hi-IN"/>
-        </w:rPr>
-        <w:t>Проектирование баз данных</w:t>
-      </w:r>
-      <w:r>
-        <w:rPr>
-          <w:rFonts w:eastAsia="Droid Sans Fallback" w:cs="Times New Roman"/>
-          <w:kern w:val="2"/>
-          <w:szCs w:val="28"/>
-          <w:lang w:eastAsia="zh-CN" w:bidi="hi-IN"/>
-        </w:rPr>
-        <w:t>»</w:t>
-      </w:r>
-    </w:p>
-    <w:p>
-      <w:pPr>
-        <w:widowControl w:val="0"/>
-        <w:suppressAutoHyphens/>
-        <w:jc w:val="center"/>
-        <w:rPr>
-          <w:rFonts w:eastAsia="Droid Sans Fallback" w:cs="Times New Roman"/>
-          <w:kern w:val="2"/>
-          <w:szCs w:val="28"/>
-          <w:lang w:eastAsia="zh-CN" w:bidi="hi-IN"/>
-        </w:rPr>
-      </w:pPr>
-    </w:p>
-    <w:p>
-      <w:pPr>
-        <w:widowControl w:val="0"/>
-        <w:suppressAutoHyphens/>
-        <w:jc w:val="center"/>
-        <w:rPr>
-          <w:rFonts w:eastAsia="Droid Sans Fallback" w:cs="Times New Roman"/>
-          <w:kern w:val="2"/>
-          <w:szCs w:val="28"/>
-          <w:lang w:eastAsia="zh-CN" w:bidi="hi-IN"/>
-        </w:rPr>
-      </w:pPr>
-    </w:p>
-    <w:p>
-      <w:pPr>
-        <w:widowControl w:val="0"/>
-        <w:suppressAutoHyphens/>
-        <w:rPr>
-          <w:rFonts w:eastAsia="Droid Sans Fallback" w:cs="Times New Roman"/>
-          <w:kern w:val="2"/>
-          <w:szCs w:val="28"/>
-          <w:lang w:eastAsia="zh-CN" w:bidi="hi-IN"/>
-        </w:rPr>
-      </w:pPr>
-    </w:p>
-    <w:p>
-      <w:pPr>
-        <w:widowControl w:val="0"/>
-        <w:suppressAutoHyphens/>
-        <w:ind w:firstLine="0"/>
-        <w:jc w:val="center"/>
-        <w:rPr>
-          <w:rFonts w:eastAsia="Droid Sans Fallback" w:cs="Times New Roman"/>
-          <w:kern w:val="2"/>
-          <w:szCs w:val="28"/>
-          <w:lang w:eastAsia="zh-CN" w:bidi="hi-IN"/>
-        </w:rPr>
-      </w:pPr>
-    </w:p>
-    <w:tbl>
-      <w:tblPr>
-        <w:tblStyle w:val="12"/>
-        <w:tblW w:w="10564" w:type="dxa"/>
-        <w:tblInd w:w="-426" w:type="dxa"/>
-        <w:tblBorders>
-          <w:top w:val="none" w:sz="0" w:space="0" w:color="auto"/>
-          <w:left w:val="none" w:sz="0" w:space="0" w:color="auto"/>
-          <w:bottom w:val="none" w:sz="0" w:space="0" w:color="auto"/>
-          <w:right w:val="none" w:sz="0" w:space="0" w:color="auto"/>
-          <w:insideH w:val="none" w:sz="0" w:space="0" w:color="auto"/>
-          <w:insideV w:val="none" w:sz="0" w:space="0" w:color="auto"/>
-        </w:tblBorders>
-        <w:tblLook w:val="04A0" w:firstRow="1" w:lastRow="0" w:firstColumn="1" w:lastColumn="0" w:noHBand="0" w:noVBand="1"/>
-      </w:tblPr>
-      <w:tblGrid>
-        <w:gridCol w:w="284"/>
-        <w:gridCol w:w="2688"/>
-        <w:gridCol w:w="4815"/>
-        <w:gridCol w:w="1109"/>
-        <w:gridCol w:w="564"/>
-        <w:gridCol w:w="1104"/>
-      </w:tblGrid>
-      <w:tr>
-        <w:trPr>
-          <w:gridBefore w:val="1"/>
-          <w:gridAfter w:val="1"/>
-          <w:wBefore w:w="284" w:type="dxa"/>
-          <w:wAfter w:w="1104" w:type="dxa"/>
-        </w:trPr>
-        <w:tc>
-          <w:tcPr>
-            <w:tcW w:w="2688" w:type="dxa"/>
-          </w:tcPr>
-          <w:p>
-            <w:pPr>
-              <w:widowControl w:val="0"/>
-              <w:suppressAutoHyphens/>
-              <w:ind w:firstLine="0"/>
-              <w:rPr>
-                <w:rFonts w:eastAsia="Droid Sans Fallback"/>
-                <w:kern w:val="2"/>
-                <w:sz w:val="24"/>
-                <w:szCs w:val="24"/>
-                <w:lang w:eastAsia="zh-CN" w:bidi="hi-IN"/>
-              </w:rPr>
-            </w:pPr>
-            <w:r>
-              <w:rPr>
-                <w:rFonts w:eastAsia="Droid Sans Fallback"/>
-                <w:kern w:val="2"/>
-                <w:sz w:val="24"/>
-                <w:szCs w:val="24"/>
-                <w:lang w:eastAsia="zh-CN" w:bidi="hi-IN"/>
-              </w:rPr>
-              <w:t xml:space="preserve">Студент группы </w:t>
-            </w:r>
-            <w:r>
-              <w:rPr>
-                <w:rFonts w:eastAsia="Droid Sans Fallback"/>
-                <w:color w:val="FFFFFF" w:themeColor="background1"/>
-                <w:kern w:val="2"/>
-                <w:sz w:val="24"/>
-                <w:szCs w:val="24"/>
-                <w:lang w:eastAsia="zh-CN" w:bidi="hi-IN"/>
-              </w:rPr>
-              <w:t>ИНБО-01-17</w:t>
-            </w:r>
-          </w:p>
-          <w:p>
-            <w:pPr>
-              <w:widowControl w:val="0"/>
-              <w:suppressAutoHyphens/>
-              <w:ind w:firstLine="0"/>
-              <w:rPr>
-                <w:rFonts w:eastAsia="Droid Sans Fallback"/>
-                <w:kern w:val="2"/>
-                <w:sz w:val="24"/>
-                <w:szCs w:val="24"/>
-                <w:lang w:eastAsia="zh-CN" w:bidi="hi-IN"/>
-              </w:rPr>
-            </w:pPr>
-          </w:p>
-        </w:tc>
-        <w:tc>
-          <w:tcPr>
-            <w:tcW w:w="4815" w:type="dxa"/>
-            <w:hideMark/>
-          </w:tcPr>
-          <w:p>
-            <w:pPr>
-              <w:widowControl w:val="0"/>
-              <w:suppressAutoHyphens/>
-              <w:ind w:firstLine="0"/>
-              <w:rPr>
-                <w:rFonts w:eastAsia="Droid Sans Fallback"/>
-                <w:kern w:val="2"/>
-                <w:sz w:val="24"/>
-                <w:szCs w:val="24"/>
-                <w:lang w:eastAsia="zh-CN" w:bidi="hi-IN"/>
-              </w:rPr>
-            </w:pPr>
-            <w:r>
-              <w:rPr>
-                <w:rFonts w:eastAsia="Droid Sans Fallback"/>
-                <w:kern w:val="2"/>
-                <w:sz w:val="24"/>
-                <w:szCs w:val="24"/>
-                <w:lang w:eastAsia="zh-CN" w:bidi="hi-IN"/>
-              </w:rPr>
-              <w:t>ИКБО-</w:t>
-            </w:r>
-            <w:r>
-              <w:rPr>
-                <w:rFonts w:eastAsia="Droid Sans Fallback"/>
-                <w:kern w:val="2"/>
-                <w:sz w:val="24"/>
-                <w:szCs w:val="24"/>
-                <w:lang w:eastAsia="zh-CN" w:bidi="hi-IN"/>
-              </w:rPr>
-              <w:t>15</w:t>
-            </w:r>
-            <w:r>
-              <w:rPr>
-                <w:rFonts w:eastAsia="Droid Sans Fallback"/>
-                <w:kern w:val="2"/>
-                <w:sz w:val="24"/>
-                <w:szCs w:val="24"/>
-                <w:lang w:eastAsia="zh-CN" w:bidi="hi-IN"/>
-              </w:rPr>
-              <w:t>-</w:t>
-            </w:r>
-            <w:r>
-              <w:rPr>
-                <w:rFonts w:eastAsia="Droid Sans Fallback"/>
-                <w:kern w:val="2"/>
-                <w:sz w:val="24"/>
-                <w:szCs w:val="24"/>
-                <w:lang w:eastAsia="zh-CN" w:bidi="hi-IN"/>
-              </w:rPr>
-              <w:t>22</w:t>
-            </w:r>
-            <w:r>
-              <w:rPr>
-                <w:rFonts w:eastAsia="Droid Sans Fallback"/>
-                <w:kern w:val="2"/>
-                <w:sz w:val="24"/>
-                <w:szCs w:val="24"/>
-                <w:lang w:eastAsia="zh-CN" w:bidi="hi-IN"/>
-              </w:rPr>
-              <w:t xml:space="preserve"> </w:t>
-            </w:r>
-            <w:proofErr w:type="spellStart"/>
-            <w:r>
-              <w:rPr>
-                <w:rFonts w:eastAsia="Droid Sans Fallback"/>
-                <w:kern w:val="2"/>
-                <w:sz w:val="24"/>
-                <w:szCs w:val="24"/>
-                <w:lang w:eastAsia="zh-CN" w:bidi="hi-IN"/>
-              </w:rPr>
-              <w:t>Оганнисян</w:t>
-            </w:r>
-            <w:proofErr w:type="spellEnd"/>
-            <w:r>
-              <w:rPr>
-                <w:rFonts w:eastAsia="Droid Sans Fallback"/>
-                <w:kern w:val="2"/>
-                <w:sz w:val="24"/>
-                <w:szCs w:val="24"/>
-                <w:lang w:eastAsia="zh-CN" w:bidi="hi-IN"/>
-              </w:rPr>
-              <w:t xml:space="preserve"> Г</w:t>
-            </w:r>
-            <w:r>
-              <w:rPr>
-                <w:rFonts w:eastAsia="Droid Sans Fallback"/>
-                <w:kern w:val="2"/>
-                <w:sz w:val="24"/>
-                <w:szCs w:val="24"/>
-                <w:lang w:eastAsia="zh-CN" w:bidi="hi-IN"/>
-              </w:rPr>
-              <w:t>.А.</w:t>
-            </w:r>
-          </w:p>
-        </w:tc>
-        <w:tc>
-          <w:tcPr>
-            <w:tcW w:w="1673" w:type="dxa"/>
-            <w:gridSpan w:val="2"/>
-          </w:tcPr>
-          <w:p>
-            <w:pPr>
-              <w:widowControl w:val="0"/>
-              <w:pBdr>
-                <w:bottom w:val="single" w:sz="12" w:space="1" w:color="auto"/>
-              </w:pBdr>
-              <w:suppressAutoHyphens/>
-              <w:ind w:firstLine="0"/>
-              <w:rPr>
-                <w:rFonts w:eastAsia="Droid Sans Fallback"/>
-                <w:kern w:val="2"/>
-                <w:sz w:val="24"/>
-                <w:szCs w:val="24"/>
-                <w:lang w:eastAsia="zh-CN" w:bidi="hi-IN"/>
-              </w:rPr>
-            </w:pPr>
-          </w:p>
-          <w:p>
-            <w:pPr>
-              <w:widowControl w:val="0"/>
-              <w:suppressAutoHyphens/>
-              <w:ind w:firstLine="0"/>
-              <w:jc w:val="center"/>
-              <w:rPr>
-                <w:rFonts w:eastAsia="Droid Sans Fallback"/>
-                <w:kern w:val="2"/>
-                <w:sz w:val="24"/>
-                <w:szCs w:val="24"/>
-                <w:lang w:eastAsia="zh-CN" w:bidi="hi-IN"/>
-              </w:rPr>
-            </w:pPr>
-            <w:r>
-              <w:rPr>
-                <w:rFonts w:eastAsia="Droid Sans Fallback"/>
-                <w:kern w:val="2"/>
-                <w:sz w:val="18"/>
-                <w:szCs w:val="18"/>
-                <w:lang w:eastAsia="zh-CN" w:bidi="hi-IN"/>
-              </w:rPr>
-              <w:t>(подпись)</w:t>
-            </w:r>
-          </w:p>
-          <w:p>
-            <w:pPr>
-              <w:widowControl w:val="0"/>
-              <w:suppressAutoHyphens/>
-              <w:ind w:firstLine="0"/>
-              <w:rPr>
-                <w:rFonts w:eastAsia="Droid Sans Fallback"/>
-                <w:kern w:val="2"/>
-                <w:sz w:val="24"/>
-                <w:szCs w:val="24"/>
-                <w:lang w:eastAsia="zh-CN" w:bidi="hi-IN"/>
-              </w:rPr>
-            </w:pPr>
-          </w:p>
-        </w:tc>
-      </w:tr>
-      <w:tr>
-        <w:trPr>
-          <w:gridBefore w:val="1"/>
-          <w:gridAfter w:val="1"/>
-          <w:wBefore w:w="284" w:type="dxa"/>
-          <w:wAfter w:w="1104" w:type="dxa"/>
-        </w:trPr>
-        <w:tc>
-          <w:tcPr>
-            <w:tcW w:w="2688" w:type="dxa"/>
-          </w:tcPr>
-          <w:p>
-            <w:pPr>
-              <w:widowControl w:val="0"/>
-              <w:suppressAutoHyphens/>
-              <w:ind w:firstLine="0"/>
-              <w:rPr>
-                <w:rFonts w:eastAsia="Droid Sans Fallback"/>
-                <w:kern w:val="2"/>
-                <w:sz w:val="24"/>
-                <w:szCs w:val="24"/>
-                <w:lang w:eastAsia="zh-CN" w:bidi="hi-IN"/>
-              </w:rPr>
-            </w:pPr>
-          </w:p>
-          <w:p>
-            <w:pPr>
-              <w:widowControl w:val="0"/>
-              <w:suppressAutoHyphens/>
-              <w:ind w:firstLine="0"/>
-              <w:rPr>
-                <w:rFonts w:eastAsia="Droid Sans Fallback"/>
-                <w:kern w:val="2"/>
-                <w:sz w:val="24"/>
-                <w:szCs w:val="24"/>
-                <w:lang w:eastAsia="zh-CN" w:bidi="hi-IN"/>
-              </w:rPr>
-            </w:pPr>
-            <w:r>
-              <w:rPr>
-                <w:rFonts w:eastAsia="Droid Sans Fallback"/>
-                <w:kern w:val="2"/>
-                <w:sz w:val="24"/>
-                <w:szCs w:val="24"/>
-                <w:lang w:eastAsia="zh-CN" w:bidi="hi-IN"/>
-              </w:rPr>
-              <w:t>Старший преподаватель</w:t>
-            </w:r>
-          </w:p>
-        </w:tc>
-        <w:tc>
-          <w:tcPr>
-            <w:tcW w:w="4815" w:type="dxa"/>
-          </w:tcPr>
-          <w:p>
-            <w:pPr>
-              <w:widowControl w:val="0"/>
-              <w:suppressAutoHyphens/>
-              <w:ind w:firstLine="0"/>
-              <w:rPr>
-                <w:rFonts w:eastAsia="Droid Sans Fallback"/>
-                <w:kern w:val="2"/>
-                <w:sz w:val="24"/>
-                <w:szCs w:val="24"/>
-                <w:lang w:eastAsia="zh-CN" w:bidi="hi-IN"/>
-              </w:rPr>
-            </w:pPr>
-          </w:p>
-          <w:p>
-            <w:pPr>
-              <w:widowControl w:val="0"/>
-              <w:suppressAutoHyphens/>
-              <w:ind w:firstLine="0"/>
-              <w:rPr>
-                <w:rFonts w:eastAsia="Droid Sans Fallback"/>
-                <w:kern w:val="2"/>
-                <w:sz w:val="24"/>
-                <w:szCs w:val="24"/>
-                <w:lang w:eastAsia="zh-CN" w:bidi="hi-IN"/>
-              </w:rPr>
-            </w:pPr>
-            <w:proofErr w:type="spellStart"/>
-            <w:r>
-              <w:rPr>
-                <w:rFonts w:eastAsia="Droid Sans Fallback"/>
-                <w:kern w:val="2"/>
-                <w:sz w:val="24"/>
-                <w:szCs w:val="24"/>
-                <w:lang w:eastAsia="zh-CN" w:bidi="hi-IN"/>
-              </w:rPr>
-              <w:t>Серебрянкин</w:t>
-            </w:r>
-            <w:proofErr w:type="spellEnd"/>
-            <w:r>
-              <w:rPr>
-                <w:rFonts w:eastAsia="Droid Sans Fallback"/>
-                <w:kern w:val="2"/>
-                <w:sz w:val="24"/>
-                <w:szCs w:val="24"/>
-                <w:lang w:eastAsia="zh-CN" w:bidi="hi-IN"/>
-              </w:rPr>
-              <w:t xml:space="preserve"> </w:t>
-            </w:r>
-            <w:r>
-              <w:rPr>
-                <w:rFonts w:eastAsia="Droid Sans Fallback"/>
-                <w:kern w:val="2"/>
-                <w:sz w:val="24"/>
-                <w:szCs w:val="24"/>
-                <w:lang w:eastAsia="zh-CN" w:bidi="hi-IN"/>
-              </w:rPr>
-              <w:t>В</w:t>
-            </w:r>
-            <w:r>
-              <w:rPr>
-                <w:rFonts w:eastAsia="Droid Sans Fallback"/>
-                <w:kern w:val="2"/>
-                <w:sz w:val="24"/>
-                <w:szCs w:val="24"/>
-                <w:lang w:eastAsia="zh-CN" w:bidi="hi-IN"/>
-              </w:rPr>
-              <w:t>.</w:t>
-            </w:r>
-            <w:r>
-              <w:rPr>
-                <w:rFonts w:eastAsia="Droid Sans Fallback"/>
-                <w:kern w:val="2"/>
-                <w:sz w:val="24"/>
-                <w:szCs w:val="24"/>
-                <w:lang w:eastAsia="zh-CN" w:bidi="hi-IN"/>
-              </w:rPr>
-              <w:t>А</w:t>
-            </w:r>
-            <w:r>
-              <w:rPr>
-                <w:rFonts w:eastAsia="Droid Sans Fallback"/>
-                <w:kern w:val="2"/>
-                <w:sz w:val="24"/>
-                <w:szCs w:val="24"/>
-                <w:lang w:eastAsia="zh-CN" w:bidi="hi-IN"/>
-              </w:rPr>
-              <w:t>.</w:t>
-            </w:r>
-          </w:p>
-          <w:p>
-            <w:pPr>
-              <w:widowControl w:val="0"/>
-              <w:suppressAutoHyphens/>
-              <w:ind w:firstLine="0"/>
-              <w:rPr>
-                <w:rFonts w:eastAsia="Droid Sans Fallback"/>
-                <w:kern w:val="2"/>
-                <w:sz w:val="24"/>
-                <w:szCs w:val="24"/>
-                <w:lang w:eastAsia="zh-CN" w:bidi="hi-IN"/>
-              </w:rPr>
-            </w:pPr>
-          </w:p>
-        </w:tc>
-        <w:tc>
-          <w:tcPr>
-            <w:tcW w:w="1673" w:type="dxa"/>
-            <w:gridSpan w:val="2"/>
-          </w:tcPr>
-          <w:p>
-            <w:pPr>
-              <w:widowControl w:val="0"/>
-              <w:pBdr>
-                <w:bottom w:val="single" w:sz="12" w:space="1" w:color="auto"/>
-              </w:pBdr>
-              <w:suppressAutoHyphens/>
-              <w:ind w:firstLine="0"/>
-              <w:rPr>
-                <w:rFonts w:eastAsia="Droid Sans Fallback"/>
-                <w:kern w:val="2"/>
-                <w:sz w:val="24"/>
-                <w:szCs w:val="24"/>
-                <w:lang w:eastAsia="zh-CN" w:bidi="hi-IN"/>
-              </w:rPr>
-            </w:pPr>
-          </w:p>
-          <w:p>
-            <w:pPr>
-              <w:widowControl w:val="0"/>
-              <w:pBdr>
-                <w:bottom w:val="single" w:sz="12" w:space="1" w:color="auto"/>
-              </w:pBdr>
-              <w:suppressAutoHyphens/>
-              <w:ind w:firstLine="0"/>
-              <w:rPr>
-                <w:rFonts w:eastAsia="Droid Sans Fallback"/>
-                <w:kern w:val="2"/>
-                <w:sz w:val="24"/>
-                <w:szCs w:val="24"/>
-                <w:lang w:eastAsia="zh-CN" w:bidi="hi-IN"/>
-              </w:rPr>
-            </w:pPr>
-          </w:p>
-          <w:p>
-            <w:pPr>
-              <w:widowControl w:val="0"/>
-              <w:suppressAutoHyphens/>
-              <w:ind w:firstLine="0"/>
-              <w:jc w:val="center"/>
-              <w:rPr>
-                <w:rFonts w:eastAsia="Droid Sans Fallback"/>
-                <w:kern w:val="2"/>
-                <w:sz w:val="24"/>
-                <w:szCs w:val="24"/>
-                <w:lang w:eastAsia="zh-CN" w:bidi="hi-IN"/>
-              </w:rPr>
-            </w:pPr>
-            <w:r>
-              <w:rPr>
-                <w:rFonts w:eastAsia="Droid Sans Fallback"/>
-                <w:kern w:val="2"/>
-                <w:sz w:val="18"/>
-                <w:szCs w:val="18"/>
-                <w:lang w:eastAsia="zh-CN" w:bidi="hi-IN"/>
-              </w:rPr>
-              <w:t>(подпись)</w:t>
-            </w:r>
-          </w:p>
-          <w:p>
-            <w:pPr>
-              <w:widowControl w:val="0"/>
-              <w:suppressAutoHyphens/>
-              <w:ind w:firstLine="0"/>
-              <w:rPr>
-                <w:rFonts w:eastAsia="Droid Sans Fallback"/>
-                <w:kern w:val="2"/>
-                <w:sz w:val="24"/>
-                <w:szCs w:val="24"/>
-                <w:lang w:eastAsia="zh-CN" w:bidi="hi-IN"/>
-              </w:rPr>
-            </w:pPr>
-          </w:p>
-        </w:tc>
-      </w:tr>
-      <w:tr>
-        <w:tc>
-          <w:tcPr>
-            <w:tcW w:w="2972" w:type="dxa"/>
-            <w:gridSpan w:val="2"/>
-          </w:tcPr>
-          <w:p>
-            <w:pPr>
-              <w:widowControl w:val="0"/>
-              <w:suppressAutoHyphens/>
-              <w:ind w:firstLine="0"/>
-              <w:rPr>
-                <w:rFonts w:eastAsia="Droid Sans Fallback"/>
-                <w:kern w:val="2"/>
-                <w:sz w:val="24"/>
-                <w:szCs w:val="24"/>
-                <w:lang w:eastAsia="zh-CN" w:bidi="hi-IN"/>
-              </w:rPr>
-            </w:pPr>
-          </w:p>
-          <w:p>
-            <w:pPr>
-              <w:widowControl w:val="0"/>
-              <w:suppressAutoHyphens/>
-              <w:ind w:firstLine="0"/>
-              <w:rPr>
-                <w:rFonts w:eastAsia="Droid Sans Fallback"/>
-                <w:kern w:val="2"/>
-                <w:sz w:val="24"/>
-                <w:szCs w:val="24"/>
-                <w:lang w:eastAsia="zh-CN" w:bidi="hi-IN"/>
-              </w:rPr>
-            </w:pPr>
-            <w:r>
-              <w:rPr>
-                <w:rFonts w:eastAsia="Droid Sans Fallback"/>
-                <w:kern w:val="2"/>
-                <w:sz w:val="24"/>
-                <w:szCs w:val="24"/>
-                <w:lang w:eastAsia="zh-CN" w:bidi="hi-IN"/>
-              </w:rPr>
-              <w:t>Отчет представлен</w:t>
-            </w:r>
-          </w:p>
-        </w:tc>
-        <w:tc>
-          <w:tcPr>
-            <w:tcW w:w="5924" w:type="dxa"/>
-            <w:gridSpan w:val="2"/>
-          </w:tcPr>
-          <w:p>
-            <w:pPr>
-              <w:widowControl w:val="0"/>
-              <w:suppressAutoHyphens/>
-              <w:ind w:firstLine="0"/>
-              <w:rPr>
-                <w:rFonts w:eastAsia="Droid Sans Fallback"/>
-                <w:kern w:val="2"/>
-                <w:sz w:val="24"/>
-                <w:szCs w:val="24"/>
-                <w:lang w:eastAsia="zh-CN" w:bidi="hi-IN"/>
-              </w:rPr>
-            </w:pPr>
-          </w:p>
-          <w:p>
-            <w:pPr>
-              <w:widowControl w:val="0"/>
-              <w:suppressAutoHyphens/>
-              <w:ind w:firstLine="0"/>
-              <w:rPr>
-                <w:rFonts w:eastAsia="Droid Sans Fallback"/>
-                <w:kern w:val="2"/>
-                <w:sz w:val="24"/>
-                <w:szCs w:val="24"/>
-                <w:lang w:eastAsia="zh-CN" w:bidi="hi-IN"/>
-              </w:rPr>
-            </w:pPr>
-            <w:r>
-              <w:rPr>
-                <w:rFonts w:eastAsia="Droid Sans Fallback"/>
-                <w:kern w:val="2"/>
-                <w:sz w:val="24"/>
-                <w:szCs w:val="24"/>
-                <w:lang w:eastAsia="zh-CN" w:bidi="hi-IN"/>
-              </w:rPr>
-              <w:t>«__</w:t>
-            </w:r>
-            <w:proofErr w:type="gramStart"/>
-            <w:r>
-              <w:rPr>
-                <w:rFonts w:eastAsia="Droid Sans Fallback"/>
-                <w:kern w:val="2"/>
-                <w:sz w:val="24"/>
-                <w:szCs w:val="24"/>
-                <w:lang w:eastAsia="zh-CN" w:bidi="hi-IN"/>
-              </w:rPr>
-              <w:t>_»_</w:t>
-            </w:r>
-            <w:proofErr w:type="gramEnd"/>
-            <w:r>
-              <w:rPr>
-                <w:rFonts w:eastAsia="Droid Sans Fallback"/>
-                <w:kern w:val="2"/>
-                <w:sz w:val="24"/>
-                <w:szCs w:val="24"/>
-                <w:lang w:eastAsia="zh-CN" w:bidi="hi-IN"/>
-              </w:rPr>
-              <w:t>_______202</w:t>
-            </w:r>
-            <w:r>
-              <w:rPr>
-                <w:rFonts w:eastAsia="Droid Sans Fallback"/>
-                <w:kern w:val="2"/>
-                <w:sz w:val="24"/>
-                <w:szCs w:val="24"/>
-                <w:lang w:eastAsia="zh-CN" w:bidi="hi-IN"/>
-              </w:rPr>
-              <w:t>4</w:t>
-            </w:r>
-            <w:r>
-              <w:rPr>
-                <w:rFonts w:eastAsia="Droid Sans Fallback"/>
-                <w:kern w:val="2"/>
-                <w:sz w:val="24"/>
-                <w:szCs w:val="24"/>
-                <w:lang w:eastAsia="zh-CN" w:bidi="hi-IN"/>
-              </w:rPr>
-              <w:t>г.</w:t>
-            </w:r>
-          </w:p>
-        </w:tc>
-        <w:tc>
-          <w:tcPr>
-            <w:tcW w:w="1668" w:type="dxa"/>
-            <w:gridSpan w:val="2"/>
-          </w:tcPr>
-          <w:p>
-            <w:pPr>
-              <w:widowControl w:val="0"/>
-              <w:suppressAutoHyphens/>
-              <w:ind w:firstLine="0"/>
-              <w:rPr>
-                <w:rFonts w:eastAsia="Droid Sans Fallback"/>
-                <w:kern w:val="2"/>
-                <w:sz w:val="24"/>
-                <w:szCs w:val="24"/>
-                <w:lang w:eastAsia="zh-CN" w:bidi="hi-IN"/>
-              </w:rPr>
-            </w:pPr>
-          </w:p>
-        </w:tc>
-      </w:tr>
-    </w:tbl>
-    <w:p>
-      <w:pPr>
-        <w:widowControl w:val="0"/>
-        <w:suppressAutoHyphens/>
-        <w:spacing w:line="240" w:lineRule="auto"/>
-        <w:ind w:firstLine="0"/>
-        <w:jc w:val="center"/>
-        <w:rPr>
-          <w:rFonts w:eastAsia="Droid Sans Fallback" w:cs="Times New Roman"/>
-          <w:kern w:val="2"/>
-          <w:sz w:val="24"/>
-          <w:szCs w:val="28"/>
-          <w:lang w:eastAsia="zh-CN" w:bidi="hi-IN"/>
-        </w:rPr>
-      </w:pPr>
-    </w:p>
-    <w:p>
-      <w:pPr>
-        <w:widowControl w:val="0"/>
-        <w:suppressAutoHyphens/>
-        <w:spacing w:line="240" w:lineRule="auto"/>
-        <w:ind w:firstLine="0"/>
-        <w:jc w:val="center"/>
-        <w:rPr>
-          <w:rFonts w:eastAsia="Droid Sans Fallback" w:cs="Times New Roman"/>
-          <w:kern w:val="2"/>
-          <w:sz w:val="24"/>
-          <w:szCs w:val="28"/>
-          <w:lang w:eastAsia="zh-CN" w:bidi="hi-IN"/>
-        </w:rPr>
-      </w:pPr>
-    </w:p>
-    <w:p>
-      <w:pPr>
-        <w:widowControl w:val="0"/>
-        <w:suppressAutoHyphens/>
-        <w:spacing w:line="240" w:lineRule="auto"/>
-        <w:ind w:firstLine="0"/>
-        <w:jc w:val="center"/>
-        <w:rPr>
-          <w:rFonts w:eastAsia="Droid Sans Fallback" w:cs="Times New Roman"/>
-          <w:kern w:val="2"/>
-          <w:sz w:val="24"/>
-          <w:szCs w:val="28"/>
-          <w:lang w:eastAsia="zh-CN" w:bidi="hi-IN"/>
-        </w:rPr>
-      </w:pPr>
-    </w:p>
-    <w:p>
-      <w:pPr>
-        <w:widowControl w:val="0"/>
-        <w:suppressAutoHyphens/>
-        <w:spacing w:line="240" w:lineRule="auto"/>
-        <w:ind w:firstLine="0"/>
-        <w:jc w:val="center"/>
-        <w:rPr>
-          <w:rFonts w:eastAsia="Droid Sans Fallback" w:cs="Times New Roman"/>
-          <w:kern w:val="2"/>
-          <w:sz w:val="24"/>
-          <w:szCs w:val="28"/>
-          <w:lang w:eastAsia="zh-CN" w:bidi="hi-IN"/>
-        </w:rPr>
-      </w:pPr>
-    </w:p>
-    <w:p>
-      <w:pPr>
-        <w:widowControl w:val="0"/>
-        <w:suppressAutoHyphens/>
-        <w:spacing w:line="240" w:lineRule="auto"/>
-        <w:ind w:firstLine="0"/>
-        <w:jc w:val="center"/>
-        <w:rPr>
-          <w:rFonts w:eastAsia="Droid Sans Fallback" w:cs="Times New Roman"/>
-          <w:kern w:val="2"/>
-          <w:sz w:val="24"/>
-          <w:szCs w:val="28"/>
-          <w:lang w:eastAsia="zh-CN" w:bidi="hi-IN"/>
-        </w:rPr>
-      </w:pPr>
-    </w:p>
-    <w:p>
-      <w:pPr>
-        <w:widowControl w:val="0"/>
-        <w:suppressAutoHyphens/>
-        <w:spacing w:line="240" w:lineRule="auto"/>
-        <w:ind w:firstLine="0"/>
-        <w:jc w:val="center"/>
-        <w:rPr>
-          <w:rFonts w:eastAsia="Droid Sans Fallback" w:cs="Times New Roman"/>
-          <w:kern w:val="2"/>
-          <w:sz w:val="24"/>
-          <w:szCs w:val="28"/>
-          <w:lang w:eastAsia="zh-CN" w:bidi="hi-IN"/>
-        </w:rPr>
-      </w:pPr>
-    </w:p>
-    <w:p>
-      <w:pPr>
-        <w:widowControl w:val="0"/>
-        <w:suppressAutoHyphens/>
-        <w:spacing w:line="240" w:lineRule="auto"/>
-        <w:ind w:firstLine="0"/>
-        <w:jc w:val="center"/>
-        <w:rPr>
-          <w:rFonts w:eastAsia="Droid Sans Fallback" w:cs="Times New Roman"/>
-          <w:kern w:val="2"/>
-          <w:sz w:val="24"/>
-          <w:szCs w:val="28"/>
-          <w:lang w:eastAsia="zh-CN" w:bidi="hi-IN"/>
-        </w:rPr>
-      </w:pPr>
-    </w:p>
-    <w:p>
-      <w:pPr>
-        <w:widowControl w:val="0"/>
-        <w:suppressAutoHyphens/>
-        <w:spacing w:line="240" w:lineRule="auto"/>
-        <w:ind w:firstLine="0"/>
-        <w:jc w:val="center"/>
-        <w:rPr>
-          <w:rFonts w:eastAsia="Droid Sans Fallback" w:cs="Times New Roman"/>
-          <w:kern w:val="2"/>
-          <w:sz w:val="24"/>
-          <w:szCs w:val="28"/>
-          <w:lang w:eastAsia="zh-CN" w:bidi="hi-IN"/>
-        </w:rPr>
-      </w:pPr>
-    </w:p>
-    <w:p>
-      <w:pPr>
-        <w:widowControl w:val="0"/>
-        <w:suppressAutoHyphens/>
-        <w:spacing w:line="240" w:lineRule="auto"/>
-        <w:ind w:firstLine="0"/>
-        <w:jc w:val="center"/>
-        <w:rPr>
-          <w:rFonts w:eastAsia="Droid Sans Fallback" w:cs="Times New Roman"/>
-          <w:kern w:val="2"/>
-          <w:sz w:val="24"/>
-          <w:szCs w:val="28"/>
-          <w:lang w:eastAsia="zh-CN" w:bidi="hi-IN"/>
-        </w:rPr>
-      </w:pPr>
-    </w:p>
-    <w:p>
-      <w:pPr>
-        <w:ind w:firstLine="0"/>
-        <w:jc w:val="center"/>
+        <w:drawing>
+          <wp:anchor distT="0" distB="0" distL="114300" distR="114300" simplePos="0" relativeHeight="251658240" behindDoc="0" locked="0" layoutInCell="1" allowOverlap="1" wp14:anchorId="651E91BA" wp14:editId="6C5EE5A6">
+            <wp:simplePos x="0" y="0"/>
+            <wp:positionH relativeFrom="column">
+              <wp:posOffset>-1080135</wp:posOffset>
+            </wp:positionH>
+            <wp:positionV relativeFrom="paragraph">
+              <wp:posOffset>-695869</wp:posOffset>
+            </wp:positionV>
+            <wp:extent cx="7527600" cy="10641600"/>
+            <wp:effectExtent l="0" t="0" r="0" b="7620"/>
+            <wp:wrapNone/>
+            <wp:docPr id="13" name="Рисунок 13"/>
+            <wp:cNvGraphicFramePr>
+              <a:graphicFrameLocks xmlns:a="http://schemas.openxmlformats.org/drawingml/2006/main" noChangeAspect="1"/>
+            </wp:cNvGraphicFramePr>
+            <a:graphic xmlns:a="http://schemas.openxmlformats.org/drawingml/2006/main">
+              <a:graphicData uri="http://schemas.openxmlformats.org/drawingml/2006/picture">
+                <pic:pic xmlns:pic="http://schemas.openxmlformats.org/drawingml/2006/picture">
+                  <pic:nvPicPr>
+                    <pic:cNvPr id="0" name="Picture 3"/>
+                    <pic:cNvPicPr>
+                      <a:picLocks noChangeAspect="1" noChangeArrowheads="1"/>
+                    </pic:cNvPicPr>
+                  </pic:nvPicPr>
+                  <pic:blipFill>
+                    <a:blip r:embed="rId8">
+                      <a:extLst>
+                        <a:ext uri="{28A0092B-C50C-407E-A947-70E740481C1C}">
+                          <a14:useLocalDpi xmlns:a14="http://schemas.microsoft.com/office/drawing/2010/main" val="0"/>
+                        </a:ext>
+                      </a:extLst>
+                    </a:blip>
+                    <a:srcRect/>
+                    <a:stretch>
+                      <a:fillRect/>
+                    </a:stretch>
+                  </pic:blipFill>
+                  <pic:spPr bwMode="auto">
+                    <a:xfrm>
+                      <a:off x="0" y="0"/>
+                      <a:ext cx="7527600" cy="10641600"/>
+                    </a:xfrm>
+                    <a:prstGeom prst="rect">
+                      <a:avLst/>
+                    </a:prstGeom>
+                    <a:noFill/>
+                    <a:ln>
+                      <a:noFill/>
+                    </a:ln>
+                  </pic:spPr>
+                </pic:pic>
+              </a:graphicData>
+            </a:graphic>
+            <wp14:sizeRelH relativeFrom="page">
+              <wp14:pctWidth>0</wp14:pctWidth>
+            </wp14:sizeRelH>
+            <wp14:sizeRelV relativeFrom="page">
+              <wp14:pctHeight>0</wp14:pctHeight>
+            </wp14:sizeRelV>
+          </wp:anchor>
+        </w:drawing>
+      </w:r>
+      <w:r>
         <w:rPr>
           <w:rFonts w:cs="Times New Roman"/>
           <w:b/>
           <w:bCs/>
           <w:szCs w:val="28"/>
         </w:rPr>
-      </w:pPr>
-      <w:r>
-        <w:rPr>
-          <w:rFonts w:eastAsia="Droid Sans Fallback" w:cs="Times New Roman"/>
-          <w:kern w:val="2"/>
-          <w:sz w:val="24"/>
-          <w:szCs w:val="28"/>
-          <w:lang w:eastAsia="zh-CN" w:bidi="hi-IN"/>
-        </w:rPr>
-        <w:t>Москва 202</w:t>
-      </w:r>
-      <w:r>
-        <w:rPr>
-          <w:rFonts w:eastAsia="Droid Sans Fallback" w:cs="Times New Roman"/>
-          <w:kern w:val="2"/>
-          <w:sz w:val="24"/>
-          <w:szCs w:val="28"/>
-          <w:lang w:eastAsia="zh-CN" w:bidi="hi-IN"/>
-        </w:rPr>
-        <w:t>4</w:t>
-      </w:r>
-      <w:r>
-        <w:rPr>
-          <w:rFonts w:eastAsia="Droid Sans Fallback" w:cs="Times New Roman"/>
-          <w:kern w:val="2"/>
-          <w:sz w:val="24"/>
-          <w:szCs w:val="28"/>
-          <w:lang w:eastAsia="zh-CN" w:bidi="hi-IN"/>
-        </w:rPr>
-        <w:t xml:space="preserve"> г.</w:t>
+        <w:t xml:space="preserve"> </w:t>
       </w:r>
     </w:p>
     <w:sdt>
@@ -4315,9 +2998,9 @@
         </w:rPr>
         <w:lastRenderedPageBreak/>
         <w:drawing>
-          <wp:inline distT="0" distB="0" distL="0" distR="0" wp14:anchorId="47837543" wp14:editId="674887A6">
-            <wp:extent cx="3985922" cy="2857324"/>
-            <wp:effectExtent l="0" t="0" r="0" b="635"/>
+          <wp:inline distT="0" distB="0" distL="0" distR="0" wp14:anchorId="47837543" wp14:editId="33F90F41">
+            <wp:extent cx="4106974" cy="2915920"/>
+            <wp:effectExtent l="0" t="0" r="8255" b="0"/>
             <wp:docPr id="4" name="Рисунок 4"/>
             <wp:cNvGraphicFramePr>
               <a:graphicFrameLocks xmlns:a="http://schemas.openxmlformats.org/drawingml/2006/main" noChangeAspect="1"/>
@@ -4344,7 +3027,7 @@
                   <pic:spPr>
                     <a:xfrm>
                       <a:off x="0" y="0"/>
-                      <a:ext cx="3985922" cy="2857324"/>
+                      <a:ext cx="4115214" cy="2921770"/>
                     </a:xfrm>
                     <a:prstGeom prst="rect">
                       <a:avLst/>
@@ -7272,9 +5955,9 @@
           <w:lang w:eastAsia="ru-RU"/>
         </w:rPr>
         <w:drawing>
-          <wp:inline distT="0" distB="0" distL="0" distR="0" wp14:anchorId="60937DCE" wp14:editId="234B891D">
-            <wp:extent cx="5940425" cy="3657600"/>
-            <wp:effectExtent l="0" t="0" r="3175" b="0"/>
+          <wp:inline distT="0" distB="0" distL="0" distR="0" wp14:anchorId="60937DCE" wp14:editId="0E1A893A">
+            <wp:extent cx="5940425" cy="3653652"/>
+            <wp:effectExtent l="0" t="0" r="3175" b="4445"/>
             <wp:docPr id="11" name="Рисунок 11"/>
             <wp:cNvGraphicFramePr>
               <a:graphicFrameLocks xmlns:a="http://schemas.openxmlformats.org/drawingml/2006/main" noChangeAspect="1"/>
@@ -7283,7 +5966,7 @@
               <a:graphicData uri="http://schemas.openxmlformats.org/drawingml/2006/picture">
                 <pic:pic xmlns:pic="http://schemas.openxmlformats.org/drawingml/2006/picture">
                   <pic:nvPicPr>
-                    <pic:cNvPr id="11" name="Диаграмма 1.drawio (2).png"/>
+                    <pic:cNvPr id="11" name="Рисунок 11"/>
                     <pic:cNvPicPr/>
                   </pic:nvPicPr>
                   <pic:blipFill>
@@ -7301,7 +5984,7 @@
                   <pic:spPr>
                     <a:xfrm>
                       <a:off x="0" y="0"/>
-                      <a:ext cx="5940425" cy="3657600"/>
+                      <a:ext cx="5940425" cy="3653652"/>
                     </a:xfrm>
                     <a:prstGeom prst="rect">
                       <a:avLst/>
@@ -20765,6 +19448,7 @@
       <w:pgSz w:w="11906" w:h="16838"/>
       <w:pgMar w:top="1134" w:right="850" w:bottom="1134" w:left="1701" w:header="708" w:footer="708" w:gutter="0"/>
       <w:cols w:space="708"/>
+      <w:titlePg/>
       <w:docGrid w:linePitch="381"/>
     </w:sectPr>
   </w:body>
@@ -26011,6 +24695,7 @@
     <w:lsdException w:name="HTML Sample" w:semiHidden="1" w:unhideWhenUsed="1"/>
     <w:lsdException w:name="HTML Typewriter" w:semiHidden="1" w:unhideWhenUsed="1"/>
     <w:lsdException w:name="HTML Variable" w:semiHidden="1" w:unhideWhenUsed="1"/>
+    <w:lsdException w:name="Normal Table" w:semiHidden="1" w:unhideWhenUsed="1"/>
     <w:lsdException w:name="annotation subject" w:semiHidden="1" w:unhideWhenUsed="1"/>
     <w:lsdException w:name="No List" w:semiHidden="1" w:unhideWhenUsed="1"/>
     <w:lsdException w:name="Outline List 1" w:semiHidden="1" w:unhideWhenUsed="1"/>
@@ -26053,8 +24738,11 @@
     <w:lsdException w:name="Table Contemporary" w:semiHidden="1" w:unhideWhenUsed="1"/>
     <w:lsdException w:name="Table Elegant" w:semiHidden="1" w:unhideWhenUsed="1"/>
     <w:lsdException w:name="Table Professional" w:semiHidden="1" w:unhideWhenUsed="1"/>
+    <w:lsdException w:name="Table Subtle 1" w:semiHidden="1" w:unhideWhenUsed="1"/>
     <w:lsdException w:name="Table Subtle 2" w:semiHidden="1" w:unhideWhenUsed="1"/>
     <w:lsdException w:name="Table Web 1" w:semiHidden="1" w:unhideWhenUsed="1"/>
+    <w:lsdException w:name="Table Web 2" w:semiHidden="1" w:unhideWhenUsed="1"/>
+    <w:lsdException w:name="Table Web 3" w:semiHidden="1" w:unhideWhenUsed="1"/>
     <w:lsdException w:name="Balloon Text" w:semiHidden="1" w:unhideWhenUsed="1"/>
     <w:lsdException w:name="Table Grid" w:uiPriority="39"/>
     <w:lsdException w:name="Table Theme" w:semiHidden="1" w:unhideWhenUsed="1"/>

--- a/semestr-4/BD/22И0361_ОганнисянГА_ИКБО-15-22_Отчёт.docx
+++ b/semestr-4/BD/22И0361_ОганнисянГА_ИКБО-15-22_Отчёт.docx
@@ -362,7 +362,7 @@
               <w:rPr>
                 <w:webHidden/>
               </w:rPr>
-              <w:t>8</w:t>
+              <w:t>7</w:t>
             </w:r>
             <w:r>
               <w:rPr>
@@ -440,7 +440,7 @@
               <w:rPr>
                 <w:webHidden/>
               </w:rPr>
-              <w:t>11</w:t>
+              <w:t>10</w:t>
             </w:r>
             <w:r>
               <w:rPr>
@@ -512,7 +512,7 @@
                 <w:noProof/>
                 <w:webHidden/>
               </w:rPr>
-              <w:t>11</w:t>
+              <w:t>10</w:t>
             </w:r>
             <w:r>
               <w:rPr>
@@ -585,7 +585,7 @@
                 <w:noProof/>
                 <w:webHidden/>
               </w:rPr>
-              <w:t>12</w:t>
+              <w:t>11</w:t>
             </w:r>
             <w:r>
               <w:rPr>
@@ -666,7 +666,7 @@
                 <w:noProof/>
                 <w:webHidden/>
               </w:rPr>
-              <w:t>13</w:t>
+              <w:t>12</w:t>
             </w:r>
             <w:r>
               <w:rPr>
@@ -748,7 +748,7 @@
                 <w:noProof/>
                 <w:webHidden/>
               </w:rPr>
-              <w:t>14</w:t>
+              <w:t>13</w:t>
             </w:r>
             <w:r>
               <w:rPr>
@@ -821,7 +821,7 @@
                 <w:noProof/>
                 <w:webHidden/>
               </w:rPr>
-              <w:t>15</w:t>
+              <w:t>14</w:t>
             </w:r>
             <w:r>
               <w:rPr>
@@ -891,7 +891,7 @@
               <w:rPr>
                 <w:webHidden/>
               </w:rPr>
-              <w:t>17</w:t>
+              <w:t>16</w:t>
             </w:r>
             <w:r>
               <w:rPr>
@@ -969,7 +969,7 @@
               <w:rPr>
                 <w:webHidden/>
               </w:rPr>
-              <w:t>19</w:t>
+              <w:t>18</w:t>
             </w:r>
             <w:r>
               <w:rPr>
@@ -1038,7 +1038,7 @@
               <w:rPr>
                 <w:webHidden/>
               </w:rPr>
-              <w:t>22</w:t>
+              <w:t>21</w:t>
             </w:r>
             <w:r>
               <w:rPr>
@@ -1100,7 +1100,7 @@
               <w:rPr>
                 <w:webHidden/>
               </w:rPr>
-              <w:t>25</w:t>
+              <w:t>24</w:t>
             </w:r>
             <w:r>
               <w:rPr>
@@ -2024,9 +2024,9 @@
           <w:lang w:eastAsia="ru-RU"/>
         </w:rPr>
         <w:drawing>
-          <wp:inline distT="0" distB="0" distL="0" distR="0" wp14:anchorId="19EB4A44" wp14:editId="281AF7A8">
-            <wp:extent cx="4242989" cy="2947226"/>
-            <wp:effectExtent l="0" t="0" r="5715" b="5715"/>
+          <wp:inline distT="0" distB="0" distL="0" distR="0" wp14:anchorId="19EB4A44" wp14:editId="65D15DF1">
+            <wp:extent cx="4239813" cy="2947226"/>
+            <wp:effectExtent l="0" t="0" r="8890" b="5715"/>
             <wp:docPr id="1" name="Рисунок 1"/>
             <wp:cNvGraphicFramePr>
               <a:graphicFrameLocks xmlns:a="http://schemas.openxmlformats.org/drawingml/2006/main" noChangeAspect="1"/>
@@ -2053,7 +2053,7 @@
                   <pic:spPr>
                     <a:xfrm>
                       <a:off x="0" y="0"/>
-                      <a:ext cx="4242989" cy="2947226"/>
+                      <a:ext cx="4239813" cy="2947226"/>
                     </a:xfrm>
                     <a:prstGeom prst="rect">
                       <a:avLst/>
@@ -2350,9 +2350,9 @@
           <w:lang w:eastAsia="ru-RU"/>
         </w:rPr>
         <w:drawing>
-          <wp:inline distT="0" distB="0" distL="0" distR="0" wp14:anchorId="67A7DD8C" wp14:editId="7EA5AF00">
-            <wp:extent cx="4147047" cy="2931159"/>
-            <wp:effectExtent l="0" t="0" r="6350" b="3175"/>
+          <wp:inline distT="0" distB="0" distL="0" distR="0" wp14:anchorId="67A7DD8C" wp14:editId="722496DE">
+            <wp:extent cx="4147047" cy="2869358"/>
+            <wp:effectExtent l="0" t="0" r="6350" b="7620"/>
             <wp:docPr id="2" name="Рисунок 2"/>
             <wp:cNvGraphicFramePr>
               <a:graphicFrameLocks xmlns:a="http://schemas.openxmlformats.org/drawingml/2006/main" noChangeAspect="1"/>
@@ -2379,7 +2379,7 @@
                   <pic:spPr>
                     <a:xfrm>
                       <a:off x="0" y="0"/>
-                      <a:ext cx="4147047" cy="2931159"/>
+                      <a:ext cx="4147047" cy="2869358"/>
                     </a:xfrm>
                     <a:prstGeom prst="rect">
                       <a:avLst/>
@@ -2647,9 +2647,9 @@
           <w:lang w:eastAsia="ru-RU"/>
         </w:rPr>
         <w:drawing>
-          <wp:inline distT="0" distB="0" distL="0" distR="0" wp14:anchorId="2E3225A0" wp14:editId="1A093AC1">
-            <wp:extent cx="4177861" cy="2945968"/>
-            <wp:effectExtent l="0" t="0" r="0" b="6985"/>
+          <wp:inline distT="0" distB="0" distL="0" distR="0" wp14:anchorId="2E3225A0" wp14:editId="5CC98C13">
+            <wp:extent cx="4177861" cy="2905114"/>
+            <wp:effectExtent l="0" t="0" r="0" b="0"/>
             <wp:docPr id="3" name="Рисунок 3"/>
             <wp:cNvGraphicFramePr>
               <a:graphicFrameLocks xmlns:a="http://schemas.openxmlformats.org/drawingml/2006/main" noChangeAspect="1"/>
@@ -2676,7 +2676,7 @@
                   <pic:spPr>
                     <a:xfrm>
                       <a:off x="0" y="0"/>
-                      <a:ext cx="4177861" cy="2945968"/>
+                      <a:ext cx="4177861" cy="2905114"/>
                     </a:xfrm>
                     <a:prstGeom prst="rect">
                       <a:avLst/>
@@ -2996,11 +2996,10 @@
           <w:szCs w:val="28"/>
           <w:lang w:eastAsia="ru-RU"/>
         </w:rPr>
-        <w:lastRenderedPageBreak/>
         <w:drawing>
-          <wp:inline distT="0" distB="0" distL="0" distR="0" wp14:anchorId="47837543" wp14:editId="33F90F41">
-            <wp:extent cx="4106974" cy="2915920"/>
-            <wp:effectExtent l="0" t="0" r="8255" b="0"/>
+          <wp:inline distT="0" distB="0" distL="0" distR="0" wp14:anchorId="47837543" wp14:editId="68383BB8">
+            <wp:extent cx="4115214" cy="2848282"/>
+            <wp:effectExtent l="0" t="0" r="0" b="9525"/>
             <wp:docPr id="4" name="Рисунок 4"/>
             <wp:cNvGraphicFramePr>
               <a:graphicFrameLocks xmlns:a="http://schemas.openxmlformats.org/drawingml/2006/main" noChangeAspect="1"/>
@@ -3027,7 +3026,7 @@
                   <pic:spPr>
                     <a:xfrm>
                       <a:off x="0" y="0"/>
-                      <a:ext cx="4115214" cy="2921770"/>
+                      <a:ext cx="4115214" cy="2848282"/>
                     </a:xfrm>
                     <a:prstGeom prst="rect">
                       <a:avLst/>
